--- a/Toy_Instructions/Sound_Movement_Light/Dan&Darci_Paint_Spin_Art_Machine/Dan&Darci_Paint_Spin_Art_Machine_Maker_Guide.docx
+++ b/Toy_Instructions/Sound_Movement_Light/Dan&Darci_Paint_Spin_Art_Machine/Dan&Darci_Paint_Spin_Art_Machine_Maker_Guide.docx
@@ -193,15 +193,11 @@
               <w:jc w:val="center"/>
               <w:rPr>
                 <w:b/>
-                <w:sz w:val="24"/>
-                <w:szCs w:val="24"/>
               </w:rPr>
             </w:pPr>
             <w:r>
               <w:rPr>
                 <w:b/>
-                <w:sz w:val="24"/>
-                <w:szCs w:val="24"/>
               </w:rPr>
               <w:t>BOM</w:t>
             </w:r>
@@ -213,25 +209,13 @@
                 <w:ilvl w:val="0"/>
                 <w:numId w:val="4"/>
               </w:numPr>
-              <w:rPr>
-                <w:sz w:val="24"/>
-                <w:szCs w:val="24"/>
-              </w:rPr>
             </w:pPr>
             <w:proofErr w:type="spellStart"/>
             <w:r>
-              <w:rPr>
-                <w:sz w:val="24"/>
-                <w:szCs w:val="24"/>
-              </w:rPr>
               <w:t>Dan&amp;Darci</w:t>
             </w:r>
             <w:proofErr w:type="spellEnd"/>
             <w:r>
-              <w:rPr>
-                <w:sz w:val="24"/>
-                <w:szCs w:val="24"/>
-              </w:rPr>
               <w:t xml:space="preserve"> Paint Spin Art Machine</w:t>
             </w:r>
           </w:p>
@@ -242,16 +226,8 @@
                 <w:ilvl w:val="0"/>
                 <w:numId w:val="4"/>
               </w:numPr>
-              <w:rPr>
-                <w:sz w:val="24"/>
-                <w:szCs w:val="24"/>
-              </w:rPr>
             </w:pPr>
             <w:r>
-              <w:rPr>
-                <w:sz w:val="24"/>
-                <w:szCs w:val="24"/>
-              </w:rPr>
               <w:t xml:space="preserve">1 Mono jack and nut </w:t>
             </w:r>
           </w:p>
@@ -262,16 +238,8 @@
                 <w:ilvl w:val="0"/>
                 <w:numId w:val="4"/>
               </w:numPr>
-              <w:rPr>
-                <w:sz w:val="24"/>
-                <w:szCs w:val="24"/>
-              </w:rPr>
             </w:pPr>
             <w:r>
-              <w:rPr>
-                <w:sz w:val="24"/>
-                <w:szCs w:val="24"/>
-              </w:rPr>
               <w:t xml:space="preserve">22 AWG Wire </w:t>
             </w:r>
           </w:p>
@@ -282,43 +250,32 @@
                 <w:ilvl w:val="0"/>
                 <w:numId w:val="4"/>
               </w:numPr>
-              <w:rPr>
-                <w:sz w:val="24"/>
-                <w:szCs w:val="24"/>
-              </w:rPr>
             </w:pPr>
             <w:r>
-              <w:rPr>
-                <w:sz w:val="24"/>
-                <w:szCs w:val="24"/>
-              </w:rPr>
               <w:t>4 AA Batteries</w:t>
             </w:r>
           </w:p>
+          <w:p/>
           <w:p>
             <w:pPr>
-              <w:rPr>
-                <w:sz w:val="24"/>
-                <w:szCs w:val="24"/>
-              </w:rPr>
+              <w:pStyle w:val="ListParagraph"/>
             </w:pPr>
           </w:p>
           <w:p>
-            <w:pPr>
-              <w:pStyle w:val="ListParagraph"/>
-              <w:rPr>
-                <w:sz w:val="24"/>
-                <w:szCs w:val="24"/>
-              </w:rPr>
-            </w:pPr>
-          </w:p>
-          <w:p>
-            <w:pPr>
-              <w:rPr>
-                <w:sz w:val="24"/>
-                <w:szCs w:val="24"/>
-              </w:rPr>
-            </w:pPr>
+            <w:r>
+              <w:t xml:space="preserve">Refer to the </w:t>
+            </w:r>
+            <w:hyperlink r:id="rId13" w:history="1">
+              <w:r>
+                <w:rPr>
+                  <w:rStyle w:val="Hyperlink"/>
+                </w:rPr>
+                <w:t>Tool and Component List</w:t>
+              </w:r>
+            </w:hyperlink>
+            <w:r>
+              <w:t xml:space="preserve"> for purchasing details.</w:t>
+            </w:r>
           </w:p>
           <w:p/>
           <w:p/>
@@ -371,7 +328,7 @@
                           <pic:cNvPicPr/>
                         </pic:nvPicPr>
                         <pic:blipFill rotWithShape="1">
-                          <a:blip r:embed="rId13">
+                          <a:blip r:embed="rId14">
                             <a:extLst>
                               <a:ext uri="{28A0092B-C50C-407E-A947-70E740481C1C}">
                                 <a14:useLocalDpi xmlns:a14="http://schemas.microsoft.com/office/drawing/2010/main" val="0"/>
@@ -458,7 +415,7 @@
                           </pic:cNvPicPr>
                         </pic:nvPicPr>
                         <pic:blipFill rotWithShape="1">
-                          <a:blip r:embed="rId14" cstate="print">
+                          <a:blip r:embed="rId15" cstate="print">
                             <a:extLst>
                               <a:ext uri="{28A0092B-C50C-407E-A947-70E740481C1C}">
                                 <a14:useLocalDpi xmlns:a14="http://schemas.microsoft.com/office/drawing/2010/main" val="0"/>
@@ -528,7 +485,7 @@
                           </pic:cNvPicPr>
                         </pic:nvPicPr>
                         <pic:blipFill rotWithShape="1">
-                          <a:blip r:embed="rId14" cstate="print">
+                          <a:blip r:embed="rId15" cstate="print">
                             <a:extLst>
                               <a:ext uri="{28A0092B-C50C-407E-A947-70E740481C1C}">
                                 <a14:useLocalDpi xmlns:a14="http://schemas.microsoft.com/office/drawing/2010/main" val="0"/>
@@ -598,7 +555,7 @@
                           </pic:cNvPicPr>
                         </pic:nvPicPr>
                         <pic:blipFill rotWithShape="1">
-                          <a:blip r:embed="rId14" cstate="print">
+                          <a:blip r:embed="rId15" cstate="print">
                             <a:extLst>
                               <a:ext uri="{28A0092B-C50C-407E-A947-70E740481C1C}">
                                 <a14:useLocalDpi xmlns:a14="http://schemas.microsoft.com/office/drawing/2010/main" val="0"/>
@@ -668,7 +625,7 @@
                           </pic:cNvPicPr>
                         </pic:nvPicPr>
                         <pic:blipFill rotWithShape="1">
-                          <a:blip r:embed="rId14" cstate="print">
+                          <a:blip r:embed="rId15" cstate="print">
                             <a:extLst>
                               <a:ext uri="{28A0092B-C50C-407E-A947-70E740481C1C}">
                                 <a14:useLocalDpi xmlns:a14="http://schemas.microsoft.com/office/drawing/2010/main" val="0"/>
@@ -958,7 +915,7 @@
                           </pic:cNvPicPr>
                         </pic:nvPicPr>
                         <pic:blipFill>
-                          <a:blip r:embed="rId15">
+                          <a:blip r:embed="rId16">
                             <a:extLst>
                               <a:ext uri="{28A0092B-C50C-407E-A947-70E740481C1C}">
                                 <a14:useLocalDpi xmlns:a14="http://schemas.microsoft.com/office/drawing/2010/main" val="0"/>
@@ -1122,7 +1079,7 @@
                           <pic:cNvPicPr/>
                         </pic:nvPicPr>
                         <pic:blipFill>
-                          <a:blip r:embed="rId16" cstate="print">
+                          <a:blip r:embed="rId17" cstate="print">
                             <a:extLst>
                               <a:ext uri="{28A0092B-C50C-407E-A947-70E740481C1C}">
                                 <a14:useLocalDpi xmlns:a14="http://schemas.microsoft.com/office/drawing/2010/main" val="0"/>
@@ -1408,7 +1365,7 @@
                           </pic:cNvPicPr>
                         </pic:nvPicPr>
                         <pic:blipFill>
-                          <a:blip r:embed="rId17">
+                          <a:blip r:embed="rId18">
                             <a:extLst>
                               <a:ext uri="{28A0092B-C50C-407E-A947-70E740481C1C}">
                                 <a14:useLocalDpi xmlns:a14="http://schemas.microsoft.com/office/drawing/2010/main" val="0"/>
@@ -1649,7 +1606,7 @@
                           <pic:cNvPicPr/>
                         </pic:nvPicPr>
                         <pic:blipFill>
-                          <a:blip r:embed="rId18">
+                          <a:blip r:embed="rId19">
                             <a:extLst>
                               <a:ext uri="{28A0092B-C50C-407E-A947-70E740481C1C}">
                                 <a14:useLocalDpi xmlns:a14="http://schemas.microsoft.com/office/drawing/2010/main" val="0"/>
@@ -1782,7 +1739,7 @@
                           <pic:cNvPicPr/>
                         </pic:nvPicPr>
                         <pic:blipFill>
-                          <a:blip r:embed="rId19">
+                          <a:blip r:embed="rId20">
                             <a:extLst>
                               <a:ext uri="{28A0092B-C50C-407E-A947-70E740481C1C}">
                                 <a14:useLocalDpi xmlns:a14="http://schemas.microsoft.com/office/drawing/2010/main" val="0"/>
@@ -1989,7 +1946,7 @@
                           <pic:cNvPicPr/>
                         </pic:nvPicPr>
                         <pic:blipFill>
-                          <a:blip r:embed="rId20" cstate="print">
+                          <a:blip r:embed="rId21" cstate="print">
                             <a:extLst>
                               <a:ext uri="{28A0092B-C50C-407E-A947-70E740481C1C}">
                                 <a14:useLocalDpi xmlns:a14="http://schemas.microsoft.com/office/drawing/2010/main" val="0"/>
@@ -2202,7 +2159,7 @@
                           </pic:cNvPicPr>
                         </pic:nvPicPr>
                         <pic:blipFill>
-                          <a:blip r:embed="rId21" cstate="print">
+                          <a:blip r:embed="rId22" cstate="print">
                             <a:extLst>
                               <a:ext uri="{28A0092B-C50C-407E-A947-70E740481C1C}">
                                 <a14:useLocalDpi xmlns:a14="http://schemas.microsoft.com/office/drawing/2010/main" val="0"/>
@@ -2536,7 +2493,7 @@
                           </pic:cNvPicPr>
                         </pic:nvPicPr>
                         <pic:blipFill>
-                          <a:blip r:embed="rId22">
+                          <a:blip r:embed="rId23">
                             <a:extLst>
                               <a:ext uri="{28A0092B-C50C-407E-A947-70E740481C1C}">
                                 <a14:useLocalDpi xmlns:a14="http://schemas.microsoft.com/office/drawing/2010/main" val="0"/>
@@ -2595,7 +2552,7 @@
                           <pic:cNvPicPr/>
                         </pic:nvPicPr>
                         <pic:blipFill>
-                          <a:blip r:embed="rId23" cstate="print">
+                          <a:blip r:embed="rId24" cstate="print">
                             <a:extLst>
                               <a:ext uri="{28A0092B-C50C-407E-A947-70E740481C1C}">
                                 <a14:useLocalDpi xmlns:a14="http://schemas.microsoft.com/office/drawing/2010/main" val="0"/>
@@ -2733,7 +2690,7 @@
                           <pic:cNvPicPr/>
                         </pic:nvPicPr>
                         <pic:blipFill>
-                          <a:blip r:embed="rId24" cstate="print">
+                          <a:blip r:embed="rId25" cstate="print">
                             <a:extLst>
                               <a:ext uri="{28A0092B-C50C-407E-A947-70E740481C1C}">
                                 <a14:useLocalDpi xmlns:a14="http://schemas.microsoft.com/office/drawing/2010/main" val="0"/>
@@ -2884,7 +2841,7 @@
                           </pic:cNvPicPr>
                         </pic:nvPicPr>
                         <pic:blipFill>
-                          <a:blip r:embed="rId25">
+                          <a:blip r:embed="rId26">
                             <a:extLst>
                               <a:ext uri="{28A0092B-C50C-407E-A947-70E740481C1C}">
                                 <a14:useLocalDpi xmlns:a14="http://schemas.microsoft.com/office/drawing/2010/main" val="0"/>
@@ -2998,7 +2955,7 @@
                           </pic:cNvPicPr>
                         </pic:nvPicPr>
                         <pic:blipFill>
-                          <a:blip r:embed="rId26">
+                          <a:blip r:embed="rId27">
                             <a:extLst>
                               <a:ext uri="{28A0092B-C50C-407E-A947-70E740481C1C}">
                                 <a14:useLocalDpi xmlns:a14="http://schemas.microsoft.com/office/drawing/2010/main" val="0"/>
@@ -3059,8 +3016,8 @@
     </w:tbl>
     <w:p/>
     <w:sectPr>
-      <w:headerReference w:type="default" r:id="rId27"/>
-      <w:footerReference w:type="default" r:id="rId28"/>
+      <w:headerReference w:type="default" r:id="rId28"/>
+      <w:footerReference w:type="default" r:id="rId29"/>
       <w:pgSz w:w="12240" w:h="15840"/>
       <w:pgMar w:top="1440" w:right="1440" w:bottom="1440" w:left="1440" w:header="720" w:footer="708" w:gutter="0"/>
       <w:cols w:space="708"/>
@@ -4496,8 +4453,8 @@
   <w:abstractNum w:abstractNumId="8" w15:restartNumberingAfterBreak="0">
     <w:nsid w:val="52AB35C5"/>
     <w:multiLevelType w:val="hybridMultilevel"/>
-    <w:tmpl w:val="88047882"/>
-    <w:lvl w:ilvl="0" w:tplc="1009000F">
+    <w:tmpl w:val="572A7F84"/>
+    <w:lvl w:ilvl="0" w:tplc="4B903574">
       <w:start w:val="1"/>
       <w:numFmt w:val="decimal"/>
       <w:lvlText w:val="%1."/>
@@ -4505,6 +4462,10 @@
       <w:pPr>
         <w:ind w:left="360" w:hanging="360"/>
       </w:pPr>
+      <w:rPr>
+        <w:i w:val="0"/>
+        <w:iCs/>
+      </w:rPr>
     </w:lvl>
     <w:lvl w:ilvl="1" w:tplc="10090019" w:tentative="1">
       <w:start w:val="1"/>
@@ -6404,19 +6365,6 @@
 </file>
 
 <file path=customXml/item1.xml><?xml version="1.0" encoding="utf-8"?>
-<?mso-contentType ?>
-<FormTemplates xmlns="http://schemas.microsoft.com/sharepoint/v3/contenttype/forms">
-  <Display>DocumentLibraryForm</Display>
-  <Edit>DocumentLibraryForm</Edit>
-  <New>DocumentLibraryForm</New>
-</FormTemplates>
-</file>
-
-<file path=customXml/item2.xml><?xml version="1.0" encoding="utf-8"?>
-<b:Sources xmlns:b="http://schemas.openxmlformats.org/officeDocument/2006/bibliography" xmlns="http://schemas.openxmlformats.org/officeDocument/2006/bibliography" SelectedStyle="\APASixthEditionOfficeOnline.xsl" StyleName="APA" Version="6"/>
-</file>
-
-<file path=customXml/item3.xml><?xml version="1.0" encoding="utf-8"?>
 <p:properties xmlns:p="http://schemas.microsoft.com/office/2006/metadata/properties" xmlns:xsi="http://www.w3.org/2001/XMLSchema-instance" xmlns:pc="http://schemas.microsoft.com/office/infopath/2007/PartnerControls">
   <documentManagement>
     <TaxCatchAll xmlns="38b325e6-602c-452a-8617-173bf47082c5" xsi:nil="true"/>
@@ -6425,6 +6373,19 @@
     </lcf76f155ced4ddcb4097134ff3c332f>
   </documentManagement>
 </p:properties>
+</file>
+
+<file path=customXml/item2.xml><?xml version="1.0" encoding="utf-8"?>
+<b:Sources xmlns:b="http://schemas.openxmlformats.org/officeDocument/2006/bibliography" xmlns="http://schemas.openxmlformats.org/officeDocument/2006/bibliography" SelectedStyle="\APASixthEditionOfficeOnline.xsl" StyleName="APA" Version="6"/>
+</file>
+
+<file path=customXml/item3.xml><?xml version="1.0" encoding="utf-8"?>
+<?mso-contentType ?>
+<FormTemplates xmlns="http://schemas.microsoft.com/sharepoint/v3/contenttype/forms">
+  <Display>DocumentLibraryForm</Display>
+  <Edit>DocumentLibraryForm</Edit>
+  <New>DocumentLibraryForm</New>
+</FormTemplates>
 </file>
 
 <file path=customXml/item4.xml><?xml version="1.0" encoding="utf-8"?>
@@ -6683,9 +6644,18 @@
 </file>
 
 <file path=customXml/itemProps1.xml><?xml version="1.0" encoding="utf-8"?>
-<ds:datastoreItem xmlns:ds="http://schemas.openxmlformats.org/officeDocument/2006/customXml" ds:itemID="{2585761D-1AE9-4796-83E7-A2FC381967AF}">
+<ds:datastoreItem xmlns:ds="http://schemas.openxmlformats.org/officeDocument/2006/customXml" ds:itemID="{3A085C18-819E-4466-9494-DD461C39C2B0}">
   <ds:schemaRefs>
-    <ds:schemaRef ds:uri="http://schemas.microsoft.com/sharepoint/v3/contenttype/forms"/>
+    <ds:schemaRef ds:uri="http://purl.org/dc/dcmitype/"/>
+    <ds:schemaRef ds:uri="8cf100d1-0775-4feb-8634-62999c4541bc"/>
+    <ds:schemaRef ds:uri="38b325e6-602c-452a-8617-173bf47082c5"/>
+    <ds:schemaRef ds:uri="http://www.w3.org/XML/1998/namespace"/>
+    <ds:schemaRef ds:uri="http://purl.org/dc/elements/1.1/"/>
+    <ds:schemaRef ds:uri="http://purl.org/dc/terms/"/>
+    <ds:schemaRef ds:uri="http://schemas.microsoft.com/office/2006/documentManagement/types"/>
+    <ds:schemaRef ds:uri="http://schemas.microsoft.com/office/infopath/2007/PartnerControls"/>
+    <ds:schemaRef ds:uri="http://schemas.openxmlformats.org/package/2006/metadata/core-properties"/>
+    <ds:schemaRef ds:uri="http://schemas.microsoft.com/office/2006/metadata/properties"/>
   </ds:schemaRefs>
 </ds:datastoreItem>
 </file>
@@ -6699,18 +6669,9 @@
 </file>
 
 <file path=customXml/itemProps3.xml><?xml version="1.0" encoding="utf-8"?>
-<ds:datastoreItem xmlns:ds="http://schemas.openxmlformats.org/officeDocument/2006/customXml" ds:itemID="{3A085C18-819E-4466-9494-DD461C39C2B0}">
+<ds:datastoreItem xmlns:ds="http://schemas.openxmlformats.org/officeDocument/2006/customXml" ds:itemID="{2585761D-1AE9-4796-83E7-A2FC381967AF}">
   <ds:schemaRefs>
-    <ds:schemaRef ds:uri="http://purl.org/dc/dcmitype/"/>
-    <ds:schemaRef ds:uri="8cf100d1-0775-4feb-8634-62999c4541bc"/>
-    <ds:schemaRef ds:uri="38b325e6-602c-452a-8617-173bf47082c5"/>
-    <ds:schemaRef ds:uri="http://www.w3.org/XML/1998/namespace"/>
-    <ds:schemaRef ds:uri="http://purl.org/dc/elements/1.1/"/>
-    <ds:schemaRef ds:uri="http://purl.org/dc/terms/"/>
-    <ds:schemaRef ds:uri="http://schemas.microsoft.com/office/2006/documentManagement/types"/>
-    <ds:schemaRef ds:uri="http://schemas.microsoft.com/office/infopath/2007/PartnerControls"/>
-    <ds:schemaRef ds:uri="http://schemas.openxmlformats.org/package/2006/metadata/core-properties"/>
-    <ds:schemaRef ds:uri="http://schemas.microsoft.com/office/2006/metadata/properties"/>
+    <ds:schemaRef ds:uri="http://schemas.microsoft.com/sharepoint/v3/contenttype/forms"/>
   </ds:schemaRefs>
 </ds:datastoreItem>
 </file>
